--- a/checklist/pages/deklaracja-dostepnosci/deklaracja-dostepnosci.en.docx
+++ b/checklist/pages/deklaracja-dostepnosci/deklaracja-dostepnosci.en.docx
@@ -21,7 +21,7 @@
     </w:p>
     <w:p>
       <w:r>
-        <w:t>La Petite Bloom online store · LPB Sp. z o.o. · date of publication 24.06.2026</w:t>
+        <w:t>La Petite Bloom online store · LPB Sp. z o.o. · date of publication 01.09.2026</w:t>
       </w:r>
     </w:p>
     <w:p>
@@ -78,7 +78,7 @@
     </w:p>
     <w:p>
       <w:r>
-        <w:t>The statement was drawn up on 24.06.2026; it will be updated as changes are introduced.</w:t>
+        <w:t>The statement was drawn up on 01.09.2026; it will be updated as changes are introduced.</w:t>
       </w:r>
     </w:p>
     <w:sectPr>
